--- a/Study-Plan/01_Free_Resource_Directory.docx
+++ b/Study-Plan/01_Free_Resource_Directory.docx
@@ -17,7 +17,7 @@
       </w:pPr>
       <w:r>
         <w:rPr/>
-        <w:t xml:space="preserve">Document 01 of 15 - Every resource here is free. Nothing in this plan requires a paid course.</w:t>
+        <w:t xml:space="preserve">Document 01 - Every resource here is free. Nothing in this plan requires a paid course.</w:t>
       </w:r>
     </w:p>
     <w:p>
